--- a/TeKnowledge January_2026 Report - AB Zambia.docx
+++ b/TeKnowledge January_2026 Report - AB Zambia.docx
@@ -1,6 +1,6 @@
 
 <file path=word/document.xml><?xml version="1.0" encoding="utf-8"?>
-<w:document xmlns:wpc="http://schemas.microsoft.com/office/word/2010/wordprocessingCanvas" xmlns:cx="http://schemas.microsoft.com/office/drawing/2014/chartex" xmlns:cx1="http://schemas.microsoft.com/office/drawing/2015/9/8/chartex" xmlns:cx2="http://schemas.microsoft.com/office/drawing/2015/10/21/chartex" xmlns:cx3="http://schemas.microsoft.com/office/drawing/2016/5/9/chartex" xmlns:cx4="http://schemas.microsoft.com/office/drawing/2016/5/10/chartex" xmlns:cx5="http://schemas.microsoft.com/office/drawing/2016/5/11/chartex" xmlns:cx6="http://schemas.microsoft.com/office/drawing/2016/5/12/chartex" xmlns:cx7="http://schemas.microsoft.com/office/drawing/2016/5/13/chartex" xmlns:cx8="http://schemas.microsoft.com/office/drawing/2016/5/14/chartex" xmlns:mc="http://schemas.openxmlformats.org/markup-compatibility/2006" xmlns:aink="http://schemas.microsoft.com/office/drawing/2016/ink" xmlns:am3d="http://schemas.microsoft.com/office/drawing/2017/model3d" xmlns:o="urn:schemas-microsoft-com:office:office" xmlns:r="http://schemas.openxmlformats.org/officeDocument/2006/relationships" xmlns:m="http://schemas.openxmlformats.org/officeDocument/2006/math" xmlns:v="urn:schemas-microsoft-com:vml" xmlns:wp14="http://schemas.microsoft.com/office/word/2010/wordprocessingDrawing" xmlns:wp="http://schemas.openxmlformats.org/drawingml/2006/wordprocessingDrawing" xmlns:w10="urn:schemas-microsoft-com:office:word" xmlns:w="http://schemas.openxmlformats.org/wordprocessingml/2006/main" xmlns:w14="http://schemas.microsoft.com/office/word/2010/wordml" xmlns:w15="http://schemas.microsoft.com/office/word/2012/wordml" xmlns:w16cex="http://schemas.microsoft.com/office/word/2018/wordml/cex" xmlns:w16cid="http://schemas.microsoft.com/office/word/2016/wordml/cid" xmlns:w16="http://schemas.microsoft.com/office/word/2018/wordml" xmlns:w16sdtdh="http://schemas.microsoft.com/office/word/2020/wordml/sdtdatahash" xmlns:w16se="http://schemas.microsoft.com/office/word/2015/wordml/symex" xmlns:wpg="http://schemas.microsoft.com/office/word/2010/wordprocessingGroup" xmlns:wpi="http://schemas.microsoft.com/office/word/2010/wordprocessingInk" xmlns:wne="http://schemas.microsoft.com/office/word/2006/wordml" xmlns:wps="http://schemas.microsoft.com/office/word/2010/wordprocessingShape" mc:Ignorable="w14 w15 w16se w16cid w16 w16cex w16sdtdh wp14">
+<w:document xmlns:wpc="http://schemas.microsoft.com/office/word/2010/wordprocessingCanvas" xmlns:cx="http://schemas.microsoft.com/office/drawing/2014/chartex" xmlns:cx1="http://schemas.microsoft.com/office/drawing/2015/9/8/chartex" xmlns:cx2="http://schemas.microsoft.com/office/drawing/2015/10/21/chartex" xmlns:cx3="http://schemas.microsoft.com/office/drawing/2016/5/9/chartex" xmlns:cx4="http://schemas.microsoft.com/office/drawing/2016/5/10/chartex" xmlns:cx5="http://schemas.microsoft.com/office/drawing/2016/5/11/chartex" xmlns:cx6="http://schemas.microsoft.com/office/drawing/2016/5/12/chartex" xmlns:cx7="http://schemas.microsoft.com/office/drawing/2016/5/13/chartex" xmlns:cx8="http://schemas.microsoft.com/office/drawing/2016/5/14/chartex" xmlns:mc="http://schemas.openxmlformats.org/markup-compatibility/2006" xmlns:aink="http://schemas.microsoft.com/office/drawing/2016/ink" xmlns:am3d="http://schemas.microsoft.com/office/drawing/2017/model3d" xmlns:o="urn:schemas-microsoft-com:office:office" xmlns:oel="http://schemas.microsoft.com/office/2019/extlst" xmlns:r="http://schemas.openxmlformats.org/officeDocument/2006/relationships" xmlns:m="http://schemas.openxmlformats.org/officeDocument/2006/math" xmlns:v="urn:schemas-microsoft-com:vml" xmlns:wp14="http://schemas.microsoft.com/office/word/2010/wordprocessingDrawing" xmlns:wp="http://schemas.openxmlformats.org/drawingml/2006/wordprocessingDrawing" xmlns:w10="urn:schemas-microsoft-com:office:word" xmlns:w="http://schemas.openxmlformats.org/wordprocessingml/2006/main" xmlns:w14="http://schemas.microsoft.com/office/word/2010/wordml" xmlns:w15="http://schemas.microsoft.com/office/word/2012/wordml" xmlns:w16cex="http://schemas.microsoft.com/office/word/2018/wordml/cex" xmlns:w16cid="http://schemas.microsoft.com/office/word/2016/wordml/cid" xmlns:w16="http://schemas.microsoft.com/office/word/2018/wordml" xmlns:w16du="http://schemas.microsoft.com/office/word/2023/wordml/word16du" xmlns:w16sdtdh="http://schemas.microsoft.com/office/word/2020/wordml/sdtdatahash" xmlns:w16sdtfl="http://schemas.microsoft.com/office/word/2024/wordml/sdtformatlock" xmlns:w16se="http://schemas.microsoft.com/office/word/2015/wordml/symex" xmlns:wpg="http://schemas.microsoft.com/office/word/2010/wordprocessingGroup" xmlns:wpi="http://schemas.microsoft.com/office/word/2010/wordprocessingInk" xmlns:wne="http://schemas.microsoft.com/office/word/2006/wordml" xmlns:wps="http://schemas.microsoft.com/office/word/2010/wordprocessingShape" mc:Ignorable="w14 w15 w16se w16cid w16 w16cex w16sdtdh w16sdtfl w16du wp14">
   <w:body>
     <w:p>
       <w:pPr>
@@ -295,7 +295,7 @@
                     <v:stroke joinstyle="miter"/>
                     <v:path gradientshapeok="t" o:connecttype="rect"/>
                   </v:shapetype>
-                  <v:shape id="Text Box 2" o:spid="_x0000_s1026" type="#_x0000_t202" style="position:absolute;margin-left:-32.9pt;margin-top:546.45pt;width:242.55pt;height:53.1pt;z-index:251658241;visibility:visible;mso-wrap-style:square;mso-width-percent:0;mso-height-percent:0;mso-wrap-distance-left:9pt;mso-wrap-distance-top:3.6pt;mso-wrap-distance-right:9pt;mso-wrap-distance-bottom:3.6pt;mso-position-horizontal:absolute;mso-position-horizontal-relative:margin;mso-position-vertical:absolute;mso-position-vertical-relative:text;mso-width-percent:0;mso-height-percent:0;mso-width-relative:margin;mso-height-relative:margin;v-text-anchor:top" o:gfxdata="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" filled="f" stroked="f">
+                  <v:shape id="Text Box 2" o:spid="_x0000_s1026" type="#_x0000_t202" style="position:absolute;margin-left:-32.9pt;margin-top:546.45pt;width:242.55pt;height:53.1pt;z-index:251658241;visibility:visible;mso-wrap-style:square;mso-width-percent:0;mso-height-percent:0;mso-wrap-distance-left:9pt;mso-wrap-distance-top:3.6pt;mso-wrap-distance-right:9pt;mso-wrap-distance-bottom:3.6pt;mso-position-horizontal:absolute;mso-position-horizontal-relative:margin;mso-position-vertical:absolute;mso-position-vertical-relative:text;mso-width-percent:0;mso-height-percent:0;mso-width-relative:margin;mso-height-relative:margin;v-text-anchor:top" o:gfxdata="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" filled="f" stroked="f">
                     <v:textbox>
                       <w:txbxContent>
                         <w:p>
@@ -498,7 +498,7 @@
               </mc:Choice>
               <mc:Fallback>
                 <w:pict>
-                  <v:shape w14:anchorId="2CCF537E" id="_x0000_s1027" type="#_x0000_t202" style="position:absolute;margin-left:-33.3pt;margin-top:419.2pt;width:364.5pt;height:123pt;z-index:251658240;visibility:visible;mso-wrap-style:square;mso-width-percent:0;mso-height-percent:0;mso-wrap-distance-left:9pt;mso-wrap-distance-top:3.6pt;mso-wrap-distance-right:9pt;mso-wrap-distance-bottom:3.6pt;mso-position-horizontal:absolute;mso-position-horizontal-relative:margin;mso-position-vertical:absolute;mso-position-vertical-relative:text;mso-width-percent:0;mso-height-percent:0;mso-width-relative:margin;mso-height-relative:margin;v-text-anchor:top" o:gfxdata="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" filled="f" stroked="f">
+                  <v:shape w14:anchorId="2CCF537E" id="_x0000_s1027" type="#_x0000_t202" style="position:absolute;margin-left:-33.3pt;margin-top:419.2pt;width:364.5pt;height:123pt;z-index:251658240;visibility:visible;mso-wrap-style:square;mso-width-percent:0;mso-height-percent:0;mso-wrap-distance-left:9pt;mso-wrap-distance-top:3.6pt;mso-wrap-distance-right:9pt;mso-wrap-distance-bottom:3.6pt;mso-position-horizontal:absolute;mso-position-horizontal-relative:margin;mso-position-vertical:absolute;mso-position-vertical-relative:text;mso-width-percent:0;mso-height-percent:0;mso-width-relative:margin;mso-height-relative:margin;v-text-anchor:top" o:gfxdata="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" filled="f" stroked="f">
                     <v:textbox>
                       <w:txbxContent>
                         <w:p>
@@ -4331,6 +4331,7 @@
       </w:r>
       <w:r>
         <w:rPr>
+          <w:noProof/>
           <w:sz w:val="24"/>
           <w:szCs w:val="28"/>
         </w:rPr>
@@ -4508,17 +4509,7 @@
           <w:sz w:val="24"/>
           <w:szCs w:val="24"/>
         </w:rPr>
-        <w:t>,</w:t>
-      </w:r>
-      <w:r>
-        <w:rPr>
-          <w:rFonts w:cstheme="minorHAnsi"/>
-          <w:b/>
-          <w:bCs/>
-          <w:sz w:val="24"/>
-          <w:szCs w:val="24"/>
-        </w:rPr>
-        <w:t xml:space="preserve"> </w:t>
+        <w:t xml:space="preserve">, </w:t>
       </w:r>
       <w:r>
         <w:rPr>
@@ -5407,10 +5398,10 @@
         </w:rPr>
         <w:lastRenderedPageBreak/>
         <w:drawing>
-          <wp:inline distT="0" distB="0" distL="0" distR="0" wp14:anchorId="59FC2418" wp14:editId="3901A162">
-            <wp:extent cx="5259704" cy="3016250"/>
-            <wp:effectExtent l="0" t="0" r="17780" b="12700"/>
-            <wp:docPr id="1617534440" name="Chart 1">
+          <wp:inline distT="0" distB="0" distL="0" distR="0" wp14:anchorId="57306067" wp14:editId="75EF3F22">
+            <wp:extent cx="5253990" cy="3124200"/>
+            <wp:effectExtent l="0" t="0" r="3810" b="0"/>
+            <wp:docPr id="932350940" name="Chart 1">
               <a:extLst xmlns:a="http://schemas.openxmlformats.org/drawingml/2006/main">
                 <a:ext uri="{FF2B5EF4-FFF2-40B4-BE49-F238E27FC236}">
                   <a16:creationId xmlns:a16="http://schemas.microsoft.com/office/drawing/2014/main" id="{14CC1B68-DDEA-519A-9303-C2D5A562DC7B}"/>
@@ -6012,10 +6003,10 @@
         </w:rPr>
         <w:lastRenderedPageBreak/>
         <w:drawing>
-          <wp:inline distT="0" distB="0" distL="0" distR="0" wp14:anchorId="5D39D1A8" wp14:editId="0E2CF6A5">
-            <wp:extent cx="4724400" cy="2943225"/>
-            <wp:effectExtent l="0" t="0" r="0" b="9525"/>
-            <wp:docPr id="743291581" name="Chart 1">
+          <wp:inline distT="0" distB="0" distL="0" distR="0" wp14:anchorId="5AA60793" wp14:editId="2E7D79BB">
+            <wp:extent cx="4724400" cy="2979420"/>
+            <wp:effectExtent l="0" t="0" r="0" b="11430"/>
+            <wp:docPr id="1086048383" name="Chart 1">
               <a:extLst xmlns:a="http://schemas.openxmlformats.org/drawingml/2006/main">
                 <a:ext uri="{FF2B5EF4-FFF2-40B4-BE49-F238E27FC236}">
                   <a16:creationId xmlns:a16="http://schemas.microsoft.com/office/drawing/2014/main" id="{39FEB7CF-CCF0-BB97-EEFC-60C7F42CB225}"/>
@@ -8897,73 +8888,7 @@
           <w:sz w:val="24"/>
           <w:szCs w:val="24"/>
         </w:rPr>
-        <w:t>The user, “</w:t>
-      </w:r>
-      <w:r>
-        <w:rPr>
-          <w:rStyle w:val="Strong"/>
-          <w:rFonts w:cs="Arial"/>
-          <w:b w:val="0"/>
-          <w:bCs w:val="0"/>
-          <w:sz w:val="24"/>
-          <w:szCs w:val="24"/>
-        </w:rPr>
-        <w:t>Lameck Kaluba</w:t>
-      </w:r>
-      <w:r>
-        <w:rPr>
-          <w:rStyle w:val="Strong"/>
-          <w:rFonts w:cs="Arial"/>
-          <w:b w:val="0"/>
-          <w:bCs w:val="0"/>
-          <w:sz w:val="24"/>
-          <w:szCs w:val="24"/>
-        </w:rPr>
-        <w:t xml:space="preserve">” is an Authorized </w:t>
-      </w:r>
-      <w:r>
-        <w:rPr>
-          <w:rStyle w:val="Strong"/>
-          <w:rFonts w:cs="Arial"/>
-          <w:b w:val="0"/>
-          <w:bCs w:val="0"/>
-          <w:sz w:val="24"/>
-          <w:szCs w:val="24"/>
-        </w:rPr>
-        <w:t>User</w:t>
-      </w:r>
-      <w:r>
-        <w:rPr>
-          <w:rStyle w:val="Strong"/>
-          <w:rFonts w:cs="Arial"/>
-          <w:b w:val="0"/>
-          <w:bCs w:val="0"/>
-          <w:sz w:val="24"/>
-          <w:szCs w:val="24"/>
-        </w:rPr>
-        <w:t xml:space="preserve">, hence the </w:t>
-      </w:r>
-      <w:r>
-        <w:rPr>
-          <w:rStyle w:val="Strong"/>
-          <w:rFonts w:cs="Arial"/>
-          <w:b w:val="0"/>
-          <w:bCs w:val="0"/>
-          <w:sz w:val="24"/>
-          <w:szCs w:val="24"/>
-        </w:rPr>
-        <w:t>VPN</w:t>
-      </w:r>
-      <w:r>
-        <w:rPr>
-          <w:rStyle w:val="Strong"/>
-          <w:rFonts w:cs="Arial"/>
-          <w:b w:val="0"/>
-          <w:bCs w:val="0"/>
-          <w:sz w:val="24"/>
-          <w:szCs w:val="24"/>
-        </w:rPr>
-        <w:t xml:space="preserve"> connection was an expected activity.</w:t>
+        <w:t>The user, “Lameck Kaluba” is an Authorized User, hence the VPN connection was an expected activity.</w:t>
       </w:r>
     </w:p>
     <w:p>
@@ -9508,10 +9433,7 @@
       </w:pPr>
       <w:bookmarkStart w:id="127" w:name="_Toc220851310"/>
       <w:r>
-        <w:t>Preview: Possible multistage attack activities detected by Fusion</w:t>
-      </w:r>
-      <w:r>
-        <w:t xml:space="preserve"> </w:t>
+        <w:t xml:space="preserve">Preview: Possible multistage attack activities detected by Fusion </w:t>
       </w:r>
       <w:r>
         <w:t>(</w:t>
@@ -9604,7 +9526,7 @@
           <w:sz w:val="24"/>
           <w:szCs w:val="24"/>
         </w:rPr>
-        <w:t xml:space="preserve">that </w:t>
+        <w:t xml:space="preserve">that these incidents were activities of authorized infrastructure administrators. The continuous failed </w:t>
       </w:r>
       <w:r>
         <w:rPr>
@@ -9612,7 +9534,7 @@
           <w:sz w:val="24"/>
           <w:szCs w:val="24"/>
         </w:rPr>
-        <w:t>these incidents were activities of authorized infrastructure administrators</w:t>
+        <w:t>activity from an Administrative</w:t>
       </w:r>
       <w:r>
         <w:rPr>
@@ -9620,7 +9542,7 @@
           <w:sz w:val="24"/>
           <w:szCs w:val="24"/>
         </w:rPr>
-        <w:t>.</w:t>
+        <w:t>-</w:t>
       </w:r>
       <w:r>
         <w:rPr>
@@ -9628,15 +9550,7 @@
           <w:sz w:val="24"/>
           <w:szCs w:val="24"/>
         </w:rPr>
-        <w:t xml:space="preserve"> The continuous failed </w:t>
-      </w:r>
-      <w:r>
-        <w:rPr>
-          <w:rFonts w:eastAsia="Times New Roman"/>
-          <w:sz w:val="24"/>
-          <w:szCs w:val="24"/>
-        </w:rPr>
-        <w:t xml:space="preserve">activity from an Administrative account occurred due to account credential update, thereby leading to continuous failed session reconnection. </w:t>
+        <w:t xml:space="preserve">account occurred due to account credential update, thereby leading to continuous failed session reconnection. </w:t>
       </w:r>
     </w:p>
     <w:p>
@@ -9667,8 +9581,8 @@
           <w:tab w:val="num" w:pos="360"/>
         </w:tabs>
       </w:pPr>
-      <w:bookmarkStart w:id="128" w:name="_Toc196989499"/>
-      <w:bookmarkStart w:id="129" w:name="_Toc220851311"/>
+      <w:bookmarkStart w:id="128" w:name="_Toc220851311"/>
+      <w:bookmarkStart w:id="129" w:name="_Toc196989499"/>
       <w:bookmarkEnd w:id="116"/>
       <w:r>
         <w:t>Cybersecurity Trends and Threats</w:t>
@@ -9676,7 +9590,7 @@
       <w:r>
         <w:t xml:space="preserve"> (January 2026)</w:t>
       </w:r>
-      <w:bookmarkEnd w:id="129"/>
+      <w:bookmarkEnd w:id="128"/>
     </w:p>
     <w:p>
       <w:pPr>
@@ -10108,7 +10022,21 @@
           <w:sz w:val="24"/>
           <w:szCs w:val="28"/>
         </w:rPr>
-        <w:t>The Jan 20, 2026 enforcement action explicitly references Zambia's Cyber Crimes Act No. 4 of 2025, signaling that digital deception and related abuses are being pursued through formal legal pathways.</w:t>
+        <w:t xml:space="preserve">The Jan 20, </w:t>
+      </w:r>
+      <w:r>
+        <w:rPr>
+          <w:sz w:val="24"/>
+          <w:szCs w:val="28"/>
+        </w:rPr>
+        <w:t>2026,</w:t>
+      </w:r>
+      <w:r>
+        <w:rPr>
+          <w:sz w:val="24"/>
+          <w:szCs w:val="28"/>
+        </w:rPr>
+        <w:t xml:space="preserve"> enforcement action explicitly references Zambia's Cyber Crimes Act No. 4 of 2025, signaling that digital deception and related abuses are being pursued through formal legal pathways.</w:t>
       </w:r>
     </w:p>
     <w:p>
@@ -10149,7 +10077,21 @@
           <w:sz w:val="24"/>
           <w:szCs w:val="28"/>
         </w:rPr>
-        <w:t xml:space="preserve">The Jan 23, 2026 UNICEF Zambia update shows operational movement around NCOP implementation, emphasizing investments in digital literacy and reporting mechanisms, which are foundational to reducing cyberbullying and exploitation risk </w:t>
+        <w:t xml:space="preserve">The Jan 23, </w:t>
+      </w:r>
+      <w:r>
+        <w:rPr>
+          <w:sz w:val="24"/>
+          <w:szCs w:val="28"/>
+        </w:rPr>
+        <w:t>2026,</w:t>
+      </w:r>
+      <w:r>
+        <w:rPr>
+          <w:sz w:val="24"/>
+          <w:szCs w:val="28"/>
+        </w:rPr>
+        <w:t xml:space="preserve"> UNICEF Zambia update shows operational movement around NCOP implementation, emphasizing investments in digital literacy and reporting mechanisms, which are foundational to reducing cyberbullying and exploitation risk </w:t>
       </w:r>
       <w:r>
         <w:rPr>
@@ -10324,7 +10266,7 @@
       <w:r>
         <w:t>and Recommendations</w:t>
       </w:r>
-      <w:bookmarkEnd w:id="128"/>
+      <w:bookmarkEnd w:id="129"/>
       <w:bookmarkEnd w:id="133"/>
     </w:p>
     <w:p>
@@ -12281,7 +12223,7 @@
 </file>
 
 <file path=word/endnotes.xml><?xml version="1.0" encoding="utf-8"?>
-<w:endnotes xmlns:wpc="http://schemas.microsoft.com/office/word/2010/wordprocessingCanvas" xmlns:cx="http://schemas.microsoft.com/office/drawing/2014/chartex" xmlns:cx1="http://schemas.microsoft.com/office/drawing/2015/9/8/chartex" xmlns:cx2="http://schemas.microsoft.com/office/drawing/2015/10/21/chartex" xmlns:cx3="http://schemas.microsoft.com/office/drawing/2016/5/9/chartex" xmlns:cx4="http://schemas.microsoft.com/office/drawing/2016/5/10/chartex" xmlns:cx5="http://schemas.microsoft.com/office/drawing/2016/5/11/chartex" xmlns:cx6="http://schemas.microsoft.com/office/drawing/2016/5/12/chartex" xmlns:cx7="http://schemas.microsoft.com/office/drawing/2016/5/13/chartex" xmlns:cx8="http://schemas.microsoft.com/office/drawing/2016/5/14/chartex" xmlns:mc="http://schemas.openxmlformats.org/markup-compatibility/2006" xmlns:aink="http://schemas.microsoft.com/office/drawing/2016/ink" xmlns:am3d="http://schemas.microsoft.com/office/drawing/2017/model3d" xmlns:o="urn:schemas-microsoft-com:office:office" xmlns:r="http://schemas.openxmlformats.org/officeDocument/2006/relationships" xmlns:m="http://schemas.openxmlformats.org/officeDocument/2006/math" xmlns:v="urn:schemas-microsoft-com:vml" xmlns:wp14="http://schemas.microsoft.com/office/word/2010/wordprocessingDrawing" xmlns:wp="http://schemas.openxmlformats.org/drawingml/2006/wordprocessingDrawing" xmlns:w10="urn:schemas-microsoft-com:office:word" xmlns:w="http://schemas.openxmlformats.org/wordprocessingml/2006/main" xmlns:w14="http://schemas.microsoft.com/office/word/2010/wordml" xmlns:w15="http://schemas.microsoft.com/office/word/2012/wordml" xmlns:w16cex="http://schemas.microsoft.com/office/word/2018/wordml/cex" xmlns:w16cid="http://schemas.microsoft.com/office/word/2016/wordml/cid" xmlns:w16="http://schemas.microsoft.com/office/word/2018/wordml" xmlns:w16sdtdh="http://schemas.microsoft.com/office/word/2020/wordml/sdtdatahash" xmlns:w16se="http://schemas.microsoft.com/office/word/2015/wordml/symex" xmlns:wpg="http://schemas.microsoft.com/office/word/2010/wordprocessingGroup" xmlns:wpi="http://schemas.microsoft.com/office/word/2010/wordprocessingInk" xmlns:wne="http://schemas.microsoft.com/office/word/2006/wordml" xmlns:wps="http://schemas.microsoft.com/office/word/2010/wordprocessingShape" mc:Ignorable="w14 w15 w16se w16cid w16 w16cex w16sdtdh wp14">
+<w:endnotes xmlns:wpc="http://schemas.microsoft.com/office/word/2010/wordprocessingCanvas" xmlns:cx="http://schemas.microsoft.com/office/drawing/2014/chartex" xmlns:cx1="http://schemas.microsoft.com/office/drawing/2015/9/8/chartex" xmlns:cx2="http://schemas.microsoft.com/office/drawing/2015/10/21/chartex" xmlns:cx3="http://schemas.microsoft.com/office/drawing/2016/5/9/chartex" xmlns:cx4="http://schemas.microsoft.com/office/drawing/2016/5/10/chartex" xmlns:cx5="http://schemas.microsoft.com/office/drawing/2016/5/11/chartex" xmlns:cx6="http://schemas.microsoft.com/office/drawing/2016/5/12/chartex" xmlns:cx7="http://schemas.microsoft.com/office/drawing/2016/5/13/chartex" xmlns:cx8="http://schemas.microsoft.com/office/drawing/2016/5/14/chartex" xmlns:mc="http://schemas.openxmlformats.org/markup-compatibility/2006" xmlns:aink="http://schemas.microsoft.com/office/drawing/2016/ink" xmlns:am3d="http://schemas.microsoft.com/office/drawing/2017/model3d" xmlns:o="urn:schemas-microsoft-com:office:office" xmlns:oel="http://schemas.microsoft.com/office/2019/extlst" xmlns:r="http://schemas.openxmlformats.org/officeDocument/2006/relationships" xmlns:m="http://schemas.openxmlformats.org/officeDocument/2006/math" xmlns:v="urn:schemas-microsoft-com:vml" xmlns:wp14="http://schemas.microsoft.com/office/word/2010/wordprocessingDrawing" xmlns:wp="http://schemas.openxmlformats.org/drawingml/2006/wordprocessingDrawing" xmlns:w10="urn:schemas-microsoft-com:office:word" xmlns:w="http://schemas.openxmlformats.org/wordprocessingml/2006/main" xmlns:w14="http://schemas.microsoft.com/office/word/2010/wordml" xmlns:w15="http://schemas.microsoft.com/office/word/2012/wordml" xmlns:w16cex="http://schemas.microsoft.com/office/word/2018/wordml/cex" xmlns:w16cid="http://schemas.microsoft.com/office/word/2016/wordml/cid" xmlns:w16="http://schemas.microsoft.com/office/word/2018/wordml" xmlns:w16du="http://schemas.microsoft.com/office/word/2023/wordml/word16du" xmlns:w16sdtdh="http://schemas.microsoft.com/office/word/2020/wordml/sdtdatahash" xmlns:w16sdtfl="http://schemas.microsoft.com/office/word/2024/wordml/sdtformatlock" xmlns:w16se="http://schemas.microsoft.com/office/word/2015/wordml/symex" xmlns:wpg="http://schemas.microsoft.com/office/word/2010/wordprocessingGroup" xmlns:wpi="http://schemas.microsoft.com/office/word/2010/wordprocessingInk" xmlns:wne="http://schemas.microsoft.com/office/word/2006/wordml" xmlns:wps="http://schemas.microsoft.com/office/word/2010/wordprocessingShape" mc:Ignorable="w14 w15 w16se w16cid w16 w16cex w16sdtdh w16sdtfl w16du wp14">
   <w:endnote w:type="separator" w:id="-1">
     <w:p>
       <w:pPr>
@@ -12313,7 +12255,7 @@
 </file>
 
 <file path=word/footer1.xml><?xml version="1.0" encoding="utf-8"?>
-<w:ftr xmlns:wpc="http://schemas.microsoft.com/office/word/2010/wordprocessingCanvas" xmlns:cx="http://schemas.microsoft.com/office/drawing/2014/chartex" xmlns:cx1="http://schemas.microsoft.com/office/drawing/2015/9/8/chartex" xmlns:cx2="http://schemas.microsoft.com/office/drawing/2015/10/21/chartex" xmlns:cx3="http://schemas.microsoft.com/office/drawing/2016/5/9/chartex" xmlns:cx4="http://schemas.microsoft.com/office/drawing/2016/5/10/chartex" xmlns:cx5="http://schemas.microsoft.com/office/drawing/2016/5/11/chartex" xmlns:cx6="http://schemas.microsoft.com/office/drawing/2016/5/12/chartex" xmlns:cx7="http://schemas.microsoft.com/office/drawing/2016/5/13/chartex" xmlns:cx8="http://schemas.microsoft.com/office/drawing/2016/5/14/chartex" xmlns:mc="http://schemas.openxmlformats.org/markup-compatibility/2006" xmlns:aink="http://schemas.microsoft.com/office/drawing/2016/ink" xmlns:am3d="http://schemas.microsoft.com/office/drawing/2017/model3d" xmlns:o="urn:schemas-microsoft-com:office:office" xmlns:r="http://schemas.openxmlformats.org/officeDocument/2006/relationships" xmlns:m="http://schemas.openxmlformats.org/officeDocument/2006/math" xmlns:v="urn:schemas-microsoft-com:vml" xmlns:wp14="http://schemas.microsoft.com/office/word/2010/wordprocessingDrawing" xmlns:wp="http://schemas.openxmlformats.org/drawingml/2006/wordprocessingDrawing" xmlns:w10="urn:schemas-microsoft-com:office:word" xmlns:w="http://schemas.openxmlformats.org/wordprocessingml/2006/main" xmlns:w14="http://schemas.microsoft.com/office/word/2010/wordml" xmlns:w15="http://schemas.microsoft.com/office/word/2012/wordml" xmlns:w16cex="http://schemas.microsoft.com/office/word/2018/wordml/cex" xmlns:w16cid="http://schemas.microsoft.com/office/word/2016/wordml/cid" xmlns:w16="http://schemas.microsoft.com/office/word/2018/wordml" xmlns:w16sdtdh="http://schemas.microsoft.com/office/word/2020/wordml/sdtdatahash" xmlns:w16se="http://schemas.microsoft.com/office/word/2015/wordml/symex" xmlns:wpg="http://schemas.microsoft.com/office/word/2010/wordprocessingGroup" xmlns:wpi="http://schemas.microsoft.com/office/word/2010/wordprocessingInk" xmlns:wne="http://schemas.microsoft.com/office/word/2006/wordml" xmlns:wps="http://schemas.microsoft.com/office/word/2010/wordprocessingShape" mc:Ignorable="w14 w15 w16se w16cid w16 w16cex w16sdtdh wp14">
+<w:ftr xmlns:wpc="http://schemas.microsoft.com/office/word/2010/wordprocessingCanvas" xmlns:cx="http://schemas.microsoft.com/office/drawing/2014/chartex" xmlns:cx1="http://schemas.microsoft.com/office/drawing/2015/9/8/chartex" xmlns:cx2="http://schemas.microsoft.com/office/drawing/2015/10/21/chartex" xmlns:cx3="http://schemas.microsoft.com/office/drawing/2016/5/9/chartex" xmlns:cx4="http://schemas.microsoft.com/office/drawing/2016/5/10/chartex" xmlns:cx5="http://schemas.microsoft.com/office/drawing/2016/5/11/chartex" xmlns:cx6="http://schemas.microsoft.com/office/drawing/2016/5/12/chartex" xmlns:cx7="http://schemas.microsoft.com/office/drawing/2016/5/13/chartex" xmlns:cx8="http://schemas.microsoft.com/office/drawing/2016/5/14/chartex" xmlns:mc="http://schemas.openxmlformats.org/markup-compatibility/2006" xmlns:aink="http://schemas.microsoft.com/office/drawing/2016/ink" xmlns:am3d="http://schemas.microsoft.com/office/drawing/2017/model3d" xmlns:o="urn:schemas-microsoft-com:office:office" xmlns:oel="http://schemas.microsoft.com/office/2019/extlst" xmlns:r="http://schemas.openxmlformats.org/officeDocument/2006/relationships" xmlns:m="http://schemas.openxmlformats.org/officeDocument/2006/math" xmlns:v="urn:schemas-microsoft-com:vml" xmlns:wp14="http://schemas.microsoft.com/office/word/2010/wordprocessingDrawing" xmlns:wp="http://schemas.openxmlformats.org/drawingml/2006/wordprocessingDrawing" xmlns:w10="urn:schemas-microsoft-com:office:word" xmlns:w="http://schemas.openxmlformats.org/wordprocessingml/2006/main" xmlns:w14="http://schemas.microsoft.com/office/word/2010/wordml" xmlns:w15="http://schemas.microsoft.com/office/word/2012/wordml" xmlns:w16cex="http://schemas.microsoft.com/office/word/2018/wordml/cex" xmlns:w16cid="http://schemas.microsoft.com/office/word/2016/wordml/cid" xmlns:w16="http://schemas.microsoft.com/office/word/2018/wordml" xmlns:w16du="http://schemas.microsoft.com/office/word/2023/wordml/word16du" xmlns:w16sdtdh="http://schemas.microsoft.com/office/word/2020/wordml/sdtdatahash" xmlns:w16sdtfl="http://schemas.microsoft.com/office/word/2024/wordml/sdtformatlock" xmlns:w16se="http://schemas.microsoft.com/office/word/2015/wordml/symex" xmlns:wpg="http://schemas.microsoft.com/office/word/2010/wordprocessingGroup" xmlns:wpi="http://schemas.microsoft.com/office/word/2010/wordprocessingInk" xmlns:wne="http://schemas.microsoft.com/office/word/2006/wordml" xmlns:wps="http://schemas.microsoft.com/office/word/2010/wordprocessingShape" mc:Ignorable="w14 w15 w16se w16cid w16 w16cex w16sdtdh w16sdtfl w16du wp14">
   <w:p>
     <w:pPr>
       <w:pStyle w:val="Footer"/>
@@ -12406,7 +12348,7 @@
               <v:stroke joinstyle="miter"/>
               <v:path gradientshapeok="t" o:connecttype="rect"/>
             </v:shapetype>
-            <v:shape id="Text Box 5" o:spid="_x0000_s1028" type="#_x0000_t202" alt="Sensitivity : YNV Group Confidential" style="position:absolute;margin-left:113.9pt;margin-top:0;width:165.1pt;height:28.15pt;z-index:251658243;visibility:visible;mso-wrap-style:none;mso-wrap-distance-left:0;mso-wrap-distance-top:0;mso-wrap-distance-right:0;mso-wrap-distance-bottom:0;mso-position-horizontal:right;mso-position-horizontal-relative:page;mso-position-vertical:bottom;mso-position-vertical-relative:page;v-text-anchor:bottom" o:gfxdata="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" filled="f" stroked="f">
+            <v:shape id="Text Box 5" o:spid="_x0000_s1028" type="#_x0000_t202" alt="Sensitivity : YNV Group Confidential" style="position:absolute;margin-left:113.9pt;margin-top:0;width:165.1pt;height:28.15pt;z-index:251658243;visibility:visible;mso-wrap-style:none;mso-wrap-distance-left:0;mso-wrap-distance-top:0;mso-wrap-distance-right:0;mso-wrap-distance-bottom:0;mso-position-horizontal:right;mso-position-horizontal-relative:page;mso-position-vertical:bottom;mso-position-vertical-relative:page;v-text-anchor:bottom" o:gfxdata="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" filled="f" stroked="f">
               <v:textbox style="mso-fit-shape-to-text:t" inset="0,0,20pt,15pt">
                 <w:txbxContent>
                   <w:p>
@@ -12444,7 +12386,7 @@
 </file>
 
 <file path=word/footer2.xml><?xml version="1.0" encoding="utf-8"?>
-<w:ftr xmlns:wpc="http://schemas.microsoft.com/office/word/2010/wordprocessingCanvas" xmlns:cx="http://schemas.microsoft.com/office/drawing/2014/chartex" xmlns:cx1="http://schemas.microsoft.com/office/drawing/2015/9/8/chartex" xmlns:cx2="http://schemas.microsoft.com/office/drawing/2015/10/21/chartex" xmlns:cx3="http://schemas.microsoft.com/office/drawing/2016/5/9/chartex" xmlns:cx4="http://schemas.microsoft.com/office/drawing/2016/5/10/chartex" xmlns:cx5="http://schemas.microsoft.com/office/drawing/2016/5/11/chartex" xmlns:cx6="http://schemas.microsoft.com/office/drawing/2016/5/12/chartex" xmlns:cx7="http://schemas.microsoft.com/office/drawing/2016/5/13/chartex" xmlns:cx8="http://schemas.microsoft.com/office/drawing/2016/5/14/chartex" xmlns:mc="http://schemas.openxmlformats.org/markup-compatibility/2006" xmlns:aink="http://schemas.microsoft.com/office/drawing/2016/ink" xmlns:am3d="http://schemas.microsoft.com/office/drawing/2017/model3d" xmlns:o="urn:schemas-microsoft-com:office:office" xmlns:r="http://schemas.openxmlformats.org/officeDocument/2006/relationships" xmlns:m="http://schemas.openxmlformats.org/officeDocument/2006/math" xmlns:v="urn:schemas-microsoft-com:vml" xmlns:wp14="http://schemas.microsoft.com/office/word/2010/wordprocessingDrawing" xmlns:wp="http://schemas.openxmlformats.org/drawingml/2006/wordprocessingDrawing" xmlns:w10="urn:schemas-microsoft-com:office:word" xmlns:w="http://schemas.openxmlformats.org/wordprocessingml/2006/main" xmlns:w14="http://schemas.microsoft.com/office/word/2010/wordml" xmlns:w15="http://schemas.microsoft.com/office/word/2012/wordml" xmlns:w16cex="http://schemas.microsoft.com/office/word/2018/wordml/cex" xmlns:w16cid="http://schemas.microsoft.com/office/word/2016/wordml/cid" xmlns:w16="http://schemas.microsoft.com/office/word/2018/wordml" xmlns:w16sdtdh="http://schemas.microsoft.com/office/word/2020/wordml/sdtdatahash" xmlns:w16se="http://schemas.microsoft.com/office/word/2015/wordml/symex" xmlns:wpg="http://schemas.microsoft.com/office/word/2010/wordprocessingGroup" xmlns:wpi="http://schemas.microsoft.com/office/word/2010/wordprocessingInk" xmlns:wne="http://schemas.microsoft.com/office/word/2006/wordml" xmlns:wps="http://schemas.microsoft.com/office/word/2010/wordprocessingShape" mc:Ignorable="w14 w15 w16se w16cid w16 w16cex w16sdtdh wp14">
+<w:ftr xmlns:wpc="http://schemas.microsoft.com/office/word/2010/wordprocessingCanvas" xmlns:cx="http://schemas.microsoft.com/office/drawing/2014/chartex" xmlns:cx1="http://schemas.microsoft.com/office/drawing/2015/9/8/chartex" xmlns:cx2="http://schemas.microsoft.com/office/drawing/2015/10/21/chartex" xmlns:cx3="http://schemas.microsoft.com/office/drawing/2016/5/9/chartex" xmlns:cx4="http://schemas.microsoft.com/office/drawing/2016/5/10/chartex" xmlns:cx5="http://schemas.microsoft.com/office/drawing/2016/5/11/chartex" xmlns:cx6="http://schemas.microsoft.com/office/drawing/2016/5/12/chartex" xmlns:cx7="http://schemas.microsoft.com/office/drawing/2016/5/13/chartex" xmlns:cx8="http://schemas.microsoft.com/office/drawing/2016/5/14/chartex" xmlns:mc="http://schemas.openxmlformats.org/markup-compatibility/2006" xmlns:aink="http://schemas.microsoft.com/office/drawing/2016/ink" xmlns:am3d="http://schemas.microsoft.com/office/drawing/2017/model3d" xmlns:o="urn:schemas-microsoft-com:office:office" xmlns:oel="http://schemas.microsoft.com/office/2019/extlst" xmlns:r="http://schemas.openxmlformats.org/officeDocument/2006/relationships" xmlns:m="http://schemas.openxmlformats.org/officeDocument/2006/math" xmlns:v="urn:schemas-microsoft-com:vml" xmlns:wp14="http://schemas.microsoft.com/office/word/2010/wordprocessingDrawing" xmlns:wp="http://schemas.openxmlformats.org/drawingml/2006/wordprocessingDrawing" xmlns:w10="urn:schemas-microsoft-com:office:word" xmlns:w="http://schemas.openxmlformats.org/wordprocessingml/2006/main" xmlns:w14="http://schemas.microsoft.com/office/word/2010/wordml" xmlns:w15="http://schemas.microsoft.com/office/word/2012/wordml" xmlns:w16cex="http://schemas.microsoft.com/office/word/2018/wordml/cex" xmlns:w16cid="http://schemas.microsoft.com/office/word/2016/wordml/cid" xmlns:w16="http://schemas.microsoft.com/office/word/2018/wordml" xmlns:w16du="http://schemas.microsoft.com/office/word/2023/wordml/word16du" xmlns:w16sdtdh="http://schemas.microsoft.com/office/word/2020/wordml/sdtdatahash" xmlns:w16sdtfl="http://schemas.microsoft.com/office/word/2024/wordml/sdtformatlock" xmlns:w16se="http://schemas.microsoft.com/office/word/2015/wordml/symex" xmlns:wpg="http://schemas.microsoft.com/office/word/2010/wordprocessingGroup" xmlns:wpi="http://schemas.microsoft.com/office/word/2010/wordprocessingInk" xmlns:wne="http://schemas.microsoft.com/office/word/2006/wordml" xmlns:wps="http://schemas.microsoft.com/office/word/2010/wordprocessingShape" mc:Ignorable="w14 w15 w16se w16cid w16 w16cex w16sdtdh w16sdtfl w16du wp14">
   <w:tbl>
     <w:tblPr>
       <w:tblStyle w:val="TableGrid"/>
@@ -12714,7 +12656,7 @@
 </file>
 
 <file path=word/footer3.xml><?xml version="1.0" encoding="utf-8"?>
-<w:ftr xmlns:wpc="http://schemas.microsoft.com/office/word/2010/wordprocessingCanvas" xmlns:cx="http://schemas.microsoft.com/office/drawing/2014/chartex" xmlns:cx1="http://schemas.microsoft.com/office/drawing/2015/9/8/chartex" xmlns:cx2="http://schemas.microsoft.com/office/drawing/2015/10/21/chartex" xmlns:cx3="http://schemas.microsoft.com/office/drawing/2016/5/9/chartex" xmlns:cx4="http://schemas.microsoft.com/office/drawing/2016/5/10/chartex" xmlns:cx5="http://schemas.microsoft.com/office/drawing/2016/5/11/chartex" xmlns:cx6="http://schemas.microsoft.com/office/drawing/2016/5/12/chartex" xmlns:cx7="http://schemas.microsoft.com/office/drawing/2016/5/13/chartex" xmlns:cx8="http://schemas.microsoft.com/office/drawing/2016/5/14/chartex" xmlns:mc="http://schemas.openxmlformats.org/markup-compatibility/2006" xmlns:aink="http://schemas.microsoft.com/office/drawing/2016/ink" xmlns:am3d="http://schemas.microsoft.com/office/drawing/2017/model3d" xmlns:o="urn:schemas-microsoft-com:office:office" xmlns:r="http://schemas.openxmlformats.org/officeDocument/2006/relationships" xmlns:m="http://schemas.openxmlformats.org/officeDocument/2006/math" xmlns:v="urn:schemas-microsoft-com:vml" xmlns:wp14="http://schemas.microsoft.com/office/word/2010/wordprocessingDrawing" xmlns:wp="http://schemas.openxmlformats.org/drawingml/2006/wordprocessingDrawing" xmlns:w10="urn:schemas-microsoft-com:office:word" xmlns:w="http://schemas.openxmlformats.org/wordprocessingml/2006/main" xmlns:w14="http://schemas.microsoft.com/office/word/2010/wordml" xmlns:w15="http://schemas.microsoft.com/office/word/2012/wordml" xmlns:w16cex="http://schemas.microsoft.com/office/word/2018/wordml/cex" xmlns:w16cid="http://schemas.microsoft.com/office/word/2016/wordml/cid" xmlns:w16="http://schemas.microsoft.com/office/word/2018/wordml" xmlns:w16sdtdh="http://schemas.microsoft.com/office/word/2020/wordml/sdtdatahash" xmlns:w16se="http://schemas.microsoft.com/office/word/2015/wordml/symex" xmlns:wpg="http://schemas.microsoft.com/office/word/2010/wordprocessingGroup" xmlns:wpi="http://schemas.microsoft.com/office/word/2010/wordprocessingInk" xmlns:wne="http://schemas.microsoft.com/office/word/2006/wordml" xmlns:wps="http://schemas.microsoft.com/office/word/2010/wordprocessingShape" mc:Ignorable="w14 w15 w16se w16cid w16 w16cex w16sdtdh wp14">
+<w:ftr xmlns:wpc="http://schemas.microsoft.com/office/word/2010/wordprocessingCanvas" xmlns:cx="http://schemas.microsoft.com/office/drawing/2014/chartex" xmlns:cx1="http://schemas.microsoft.com/office/drawing/2015/9/8/chartex" xmlns:cx2="http://schemas.microsoft.com/office/drawing/2015/10/21/chartex" xmlns:cx3="http://schemas.microsoft.com/office/drawing/2016/5/9/chartex" xmlns:cx4="http://schemas.microsoft.com/office/drawing/2016/5/10/chartex" xmlns:cx5="http://schemas.microsoft.com/office/drawing/2016/5/11/chartex" xmlns:cx6="http://schemas.microsoft.com/office/drawing/2016/5/12/chartex" xmlns:cx7="http://schemas.microsoft.com/office/drawing/2016/5/13/chartex" xmlns:cx8="http://schemas.microsoft.com/office/drawing/2016/5/14/chartex" xmlns:mc="http://schemas.openxmlformats.org/markup-compatibility/2006" xmlns:aink="http://schemas.microsoft.com/office/drawing/2016/ink" xmlns:am3d="http://schemas.microsoft.com/office/drawing/2017/model3d" xmlns:o="urn:schemas-microsoft-com:office:office" xmlns:oel="http://schemas.microsoft.com/office/2019/extlst" xmlns:r="http://schemas.openxmlformats.org/officeDocument/2006/relationships" xmlns:m="http://schemas.openxmlformats.org/officeDocument/2006/math" xmlns:v="urn:schemas-microsoft-com:vml" xmlns:wp14="http://schemas.microsoft.com/office/word/2010/wordprocessingDrawing" xmlns:wp="http://schemas.openxmlformats.org/drawingml/2006/wordprocessingDrawing" xmlns:w10="urn:schemas-microsoft-com:office:word" xmlns:w="http://schemas.openxmlformats.org/wordprocessingml/2006/main" xmlns:w14="http://schemas.microsoft.com/office/word/2010/wordml" xmlns:w15="http://schemas.microsoft.com/office/word/2012/wordml" xmlns:w16cex="http://schemas.microsoft.com/office/word/2018/wordml/cex" xmlns:w16cid="http://schemas.microsoft.com/office/word/2016/wordml/cid" xmlns:w16="http://schemas.microsoft.com/office/word/2018/wordml" xmlns:w16du="http://schemas.microsoft.com/office/word/2023/wordml/word16du" xmlns:w16sdtdh="http://schemas.microsoft.com/office/word/2020/wordml/sdtdatahash" xmlns:w16sdtfl="http://schemas.microsoft.com/office/word/2024/wordml/sdtformatlock" xmlns:w16se="http://schemas.microsoft.com/office/word/2015/wordml/symex" xmlns:wpg="http://schemas.microsoft.com/office/word/2010/wordprocessingGroup" xmlns:wpi="http://schemas.microsoft.com/office/word/2010/wordprocessingInk" xmlns:wne="http://schemas.microsoft.com/office/word/2006/wordml" xmlns:wps="http://schemas.microsoft.com/office/word/2010/wordprocessingShape" mc:Ignorable="w14 w15 w16se w16cid w16 w16cex w16sdtdh w16sdtfl w16du wp14">
   <w:p>
     <w:pPr>
       <w:pStyle w:val="Footer"/>
@@ -12807,7 +12749,7 @@
               <v:stroke joinstyle="miter"/>
               <v:path gradientshapeok="t" o:connecttype="rect"/>
             </v:shapetype>
-            <v:shape id="Text Box 4" o:spid="_x0000_s1029" type="#_x0000_t202" alt="Sensitivity : YNV Group Confidential" style="position:absolute;margin-left:113.9pt;margin-top:0;width:165.1pt;height:28.15pt;z-index:251658244;visibility:visible;mso-wrap-style:none;mso-wrap-distance-left:0;mso-wrap-distance-top:0;mso-wrap-distance-right:0;mso-wrap-distance-bottom:0;mso-position-horizontal:right;mso-position-horizontal-relative:page;mso-position-vertical:bottom;mso-position-vertical-relative:page;v-text-anchor:bottom" o:gfxdata="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" filled="f" stroked="f">
+            <v:shape id="Text Box 4" o:spid="_x0000_s1029" type="#_x0000_t202" alt="Sensitivity : YNV Group Confidential" style="position:absolute;margin-left:113.9pt;margin-top:0;width:165.1pt;height:28.15pt;z-index:251658244;visibility:visible;mso-wrap-style:none;mso-wrap-distance-left:0;mso-wrap-distance-top:0;mso-wrap-distance-right:0;mso-wrap-distance-bottom:0;mso-position-horizontal:right;mso-position-horizontal-relative:page;mso-position-vertical:bottom;mso-position-vertical-relative:page;v-text-anchor:bottom" o:gfxdata="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" filled="f" stroked="f">
               <v:textbox style="mso-fit-shape-to-text:t" inset="0,0,20pt,15pt">
                 <w:txbxContent>
                   <w:p>
@@ -12845,7 +12787,7 @@
 </file>
 
 <file path=word/footnotes.xml><?xml version="1.0" encoding="utf-8"?>
-<w:footnotes xmlns:wpc="http://schemas.microsoft.com/office/word/2010/wordprocessingCanvas" xmlns:cx="http://schemas.microsoft.com/office/drawing/2014/chartex" xmlns:cx1="http://schemas.microsoft.com/office/drawing/2015/9/8/chartex" xmlns:cx2="http://schemas.microsoft.com/office/drawing/2015/10/21/chartex" xmlns:cx3="http://schemas.microsoft.com/office/drawing/2016/5/9/chartex" xmlns:cx4="http://schemas.microsoft.com/office/drawing/2016/5/10/chartex" xmlns:cx5="http://schemas.microsoft.com/office/drawing/2016/5/11/chartex" xmlns:cx6="http://schemas.microsoft.com/office/drawing/2016/5/12/chartex" xmlns:cx7="http://schemas.microsoft.com/office/drawing/2016/5/13/chartex" xmlns:cx8="http://schemas.microsoft.com/office/drawing/2016/5/14/chartex" xmlns:mc="http://schemas.openxmlformats.org/markup-compatibility/2006" xmlns:aink="http://schemas.microsoft.com/office/drawing/2016/ink" xmlns:am3d="http://schemas.microsoft.com/office/drawing/2017/model3d" xmlns:o="urn:schemas-microsoft-com:office:office" xmlns:r="http://schemas.openxmlformats.org/officeDocument/2006/relationships" xmlns:m="http://schemas.openxmlformats.org/officeDocument/2006/math" xmlns:v="urn:schemas-microsoft-com:vml" xmlns:wp14="http://schemas.microsoft.com/office/word/2010/wordprocessingDrawing" xmlns:wp="http://schemas.openxmlformats.org/drawingml/2006/wordprocessingDrawing" xmlns:w10="urn:schemas-microsoft-com:office:word" xmlns:w="http://schemas.openxmlformats.org/wordprocessingml/2006/main" xmlns:w14="http://schemas.microsoft.com/office/word/2010/wordml" xmlns:w15="http://schemas.microsoft.com/office/word/2012/wordml" xmlns:w16cex="http://schemas.microsoft.com/office/word/2018/wordml/cex" xmlns:w16cid="http://schemas.microsoft.com/office/word/2016/wordml/cid" xmlns:w16="http://schemas.microsoft.com/office/word/2018/wordml" xmlns:w16sdtdh="http://schemas.microsoft.com/office/word/2020/wordml/sdtdatahash" xmlns:w16se="http://schemas.microsoft.com/office/word/2015/wordml/symex" xmlns:wpg="http://schemas.microsoft.com/office/word/2010/wordprocessingGroup" xmlns:wpi="http://schemas.microsoft.com/office/word/2010/wordprocessingInk" xmlns:wne="http://schemas.microsoft.com/office/word/2006/wordml" xmlns:wps="http://schemas.microsoft.com/office/word/2010/wordprocessingShape" mc:Ignorable="w14 w15 w16se w16cid w16 w16cex w16sdtdh wp14">
+<w:footnotes xmlns:wpc="http://schemas.microsoft.com/office/word/2010/wordprocessingCanvas" xmlns:cx="http://schemas.microsoft.com/office/drawing/2014/chartex" xmlns:cx1="http://schemas.microsoft.com/office/drawing/2015/9/8/chartex" xmlns:cx2="http://schemas.microsoft.com/office/drawing/2015/10/21/chartex" xmlns:cx3="http://schemas.microsoft.com/office/drawing/2016/5/9/chartex" xmlns:cx4="http://schemas.microsoft.com/office/drawing/2016/5/10/chartex" xmlns:cx5="http://schemas.microsoft.com/office/drawing/2016/5/11/chartex" xmlns:cx6="http://schemas.microsoft.com/office/drawing/2016/5/12/chartex" xmlns:cx7="http://schemas.microsoft.com/office/drawing/2016/5/13/chartex" xmlns:cx8="http://schemas.microsoft.com/office/drawing/2016/5/14/chartex" xmlns:mc="http://schemas.openxmlformats.org/markup-compatibility/2006" xmlns:aink="http://schemas.microsoft.com/office/drawing/2016/ink" xmlns:am3d="http://schemas.microsoft.com/office/drawing/2017/model3d" xmlns:o="urn:schemas-microsoft-com:office:office" xmlns:oel="http://schemas.microsoft.com/office/2019/extlst" xmlns:r="http://schemas.openxmlformats.org/officeDocument/2006/relationships" xmlns:m="http://schemas.openxmlformats.org/officeDocument/2006/math" xmlns:v="urn:schemas-microsoft-com:vml" xmlns:wp14="http://schemas.microsoft.com/office/word/2010/wordprocessingDrawing" xmlns:wp="http://schemas.openxmlformats.org/drawingml/2006/wordprocessingDrawing" xmlns:w10="urn:schemas-microsoft-com:office:word" xmlns:w="http://schemas.openxmlformats.org/wordprocessingml/2006/main" xmlns:w14="http://schemas.microsoft.com/office/word/2010/wordml" xmlns:w15="http://schemas.microsoft.com/office/word/2012/wordml" xmlns:w16cex="http://schemas.microsoft.com/office/word/2018/wordml/cex" xmlns:w16cid="http://schemas.microsoft.com/office/word/2016/wordml/cid" xmlns:w16="http://schemas.microsoft.com/office/word/2018/wordml" xmlns:w16du="http://schemas.microsoft.com/office/word/2023/wordml/word16du" xmlns:w16sdtdh="http://schemas.microsoft.com/office/word/2020/wordml/sdtdatahash" xmlns:w16sdtfl="http://schemas.microsoft.com/office/word/2024/wordml/sdtformatlock" xmlns:w16se="http://schemas.microsoft.com/office/word/2015/wordml/symex" xmlns:wpg="http://schemas.microsoft.com/office/word/2010/wordprocessingGroup" xmlns:wpi="http://schemas.microsoft.com/office/word/2010/wordprocessingInk" xmlns:wne="http://schemas.microsoft.com/office/word/2006/wordml" xmlns:wps="http://schemas.microsoft.com/office/word/2010/wordprocessingShape" mc:Ignorable="w14 w15 w16se w16cid w16 w16cex w16sdtdh w16sdtfl w16du wp14">
   <w:footnote w:type="separator" w:id="-1">
     <w:p>
       <w:pPr>
@@ -12877,7 +12819,7 @@
 </file>
 
 <file path=word/header1.xml><?xml version="1.0" encoding="utf-8"?>
-<w:hdr xmlns:wpc="http://schemas.microsoft.com/office/word/2010/wordprocessingCanvas" xmlns:cx="http://schemas.microsoft.com/office/drawing/2014/chartex" xmlns:cx1="http://schemas.microsoft.com/office/drawing/2015/9/8/chartex" xmlns:cx2="http://schemas.microsoft.com/office/drawing/2015/10/21/chartex" xmlns:cx3="http://schemas.microsoft.com/office/drawing/2016/5/9/chartex" xmlns:cx4="http://schemas.microsoft.com/office/drawing/2016/5/10/chartex" xmlns:cx5="http://schemas.microsoft.com/office/drawing/2016/5/11/chartex" xmlns:cx6="http://schemas.microsoft.com/office/drawing/2016/5/12/chartex" xmlns:cx7="http://schemas.microsoft.com/office/drawing/2016/5/13/chartex" xmlns:cx8="http://schemas.microsoft.com/office/drawing/2016/5/14/chartex" xmlns:mc="http://schemas.openxmlformats.org/markup-compatibility/2006" xmlns:aink="http://schemas.microsoft.com/office/drawing/2016/ink" xmlns:am3d="http://schemas.microsoft.com/office/drawing/2017/model3d" xmlns:o="urn:schemas-microsoft-com:office:office" xmlns:r="http://schemas.openxmlformats.org/officeDocument/2006/relationships" xmlns:m="http://schemas.openxmlformats.org/officeDocument/2006/math" xmlns:v="urn:schemas-microsoft-com:vml" xmlns:wp14="http://schemas.microsoft.com/office/word/2010/wordprocessingDrawing" xmlns:wp="http://schemas.openxmlformats.org/drawingml/2006/wordprocessingDrawing" xmlns:w10="urn:schemas-microsoft-com:office:word" xmlns:w="http://schemas.openxmlformats.org/wordprocessingml/2006/main" xmlns:w14="http://schemas.microsoft.com/office/word/2010/wordml" xmlns:w15="http://schemas.microsoft.com/office/word/2012/wordml" xmlns:w16cex="http://schemas.microsoft.com/office/word/2018/wordml/cex" xmlns:w16cid="http://schemas.microsoft.com/office/word/2016/wordml/cid" xmlns:w16="http://schemas.microsoft.com/office/word/2018/wordml" xmlns:w16sdtdh="http://schemas.microsoft.com/office/word/2020/wordml/sdtdatahash" xmlns:w16se="http://schemas.microsoft.com/office/word/2015/wordml/symex" xmlns:wpg="http://schemas.microsoft.com/office/word/2010/wordprocessingGroup" xmlns:wpi="http://schemas.microsoft.com/office/word/2010/wordprocessingInk" xmlns:wne="http://schemas.microsoft.com/office/word/2006/wordml" xmlns:wps="http://schemas.microsoft.com/office/word/2010/wordprocessingShape" mc:Ignorable="w14 w15 w16se w16cid w16 w16cex w16sdtdh wp14">
+<w:hdr xmlns:wpc="http://schemas.microsoft.com/office/word/2010/wordprocessingCanvas" xmlns:cx="http://schemas.microsoft.com/office/drawing/2014/chartex" xmlns:cx1="http://schemas.microsoft.com/office/drawing/2015/9/8/chartex" xmlns:cx2="http://schemas.microsoft.com/office/drawing/2015/10/21/chartex" xmlns:cx3="http://schemas.microsoft.com/office/drawing/2016/5/9/chartex" xmlns:cx4="http://schemas.microsoft.com/office/drawing/2016/5/10/chartex" xmlns:cx5="http://schemas.microsoft.com/office/drawing/2016/5/11/chartex" xmlns:cx6="http://schemas.microsoft.com/office/drawing/2016/5/12/chartex" xmlns:cx7="http://schemas.microsoft.com/office/drawing/2016/5/13/chartex" xmlns:cx8="http://schemas.microsoft.com/office/drawing/2016/5/14/chartex" xmlns:mc="http://schemas.openxmlformats.org/markup-compatibility/2006" xmlns:aink="http://schemas.microsoft.com/office/drawing/2016/ink" xmlns:am3d="http://schemas.microsoft.com/office/drawing/2017/model3d" xmlns:o="urn:schemas-microsoft-com:office:office" xmlns:oel="http://schemas.microsoft.com/office/2019/extlst" xmlns:r="http://schemas.openxmlformats.org/officeDocument/2006/relationships" xmlns:m="http://schemas.openxmlformats.org/officeDocument/2006/math" xmlns:v="urn:schemas-microsoft-com:vml" xmlns:wp14="http://schemas.microsoft.com/office/word/2010/wordprocessingDrawing" xmlns:wp="http://schemas.openxmlformats.org/drawingml/2006/wordprocessingDrawing" xmlns:w10="urn:schemas-microsoft-com:office:word" xmlns:w="http://schemas.openxmlformats.org/wordprocessingml/2006/main" xmlns:w14="http://schemas.microsoft.com/office/word/2010/wordml" xmlns:w15="http://schemas.microsoft.com/office/word/2012/wordml" xmlns:w16cex="http://schemas.microsoft.com/office/word/2018/wordml/cex" xmlns:w16cid="http://schemas.microsoft.com/office/word/2016/wordml/cid" xmlns:w16="http://schemas.microsoft.com/office/word/2018/wordml" xmlns:w16du="http://schemas.microsoft.com/office/word/2023/wordml/word16du" xmlns:w16sdtdh="http://schemas.microsoft.com/office/word/2020/wordml/sdtdatahash" xmlns:w16sdtfl="http://schemas.microsoft.com/office/word/2024/wordml/sdtformatlock" xmlns:w16se="http://schemas.microsoft.com/office/word/2015/wordml/symex" xmlns:wpg="http://schemas.microsoft.com/office/word/2010/wordprocessingGroup" xmlns:wpi="http://schemas.microsoft.com/office/word/2010/wordprocessingInk" xmlns:wne="http://schemas.microsoft.com/office/word/2006/wordml" xmlns:wps="http://schemas.microsoft.com/office/word/2010/wordprocessingShape" mc:Ignorable="w14 w15 w16se w16cid w16 w16cex w16sdtdh w16sdtfl w16du wp14">
   <w:p>
     <w:pPr>
       <w:pStyle w:val="Header"/>
@@ -12951,7 +12893,7 @@
 </file>
 
 <file path=word/numbering.xml><?xml version="1.0" encoding="utf-8"?>
-<w:numbering xmlns:wpc="http://schemas.microsoft.com/office/word/2010/wordprocessingCanvas" xmlns:cx="http://schemas.microsoft.com/office/drawing/2014/chartex" xmlns:cx1="http://schemas.microsoft.com/office/drawing/2015/9/8/chartex" xmlns:cx2="http://schemas.microsoft.com/office/drawing/2015/10/21/chartex" xmlns:cx3="http://schemas.microsoft.com/office/drawing/2016/5/9/chartex" xmlns:cx4="http://schemas.microsoft.com/office/drawing/2016/5/10/chartex" xmlns:cx5="http://schemas.microsoft.com/office/drawing/2016/5/11/chartex" xmlns:cx6="http://schemas.microsoft.com/office/drawing/2016/5/12/chartex" xmlns:cx7="http://schemas.microsoft.com/office/drawing/2016/5/13/chartex" xmlns:cx8="http://schemas.microsoft.com/office/drawing/2016/5/14/chartex" xmlns:mc="http://schemas.openxmlformats.org/markup-compatibility/2006" xmlns:aink="http://schemas.microsoft.com/office/drawing/2016/ink" xmlns:am3d="http://schemas.microsoft.com/office/drawing/2017/model3d" xmlns:o="urn:schemas-microsoft-com:office:office" xmlns:r="http://schemas.openxmlformats.org/officeDocument/2006/relationships" xmlns:m="http://schemas.openxmlformats.org/officeDocument/2006/math" xmlns:v="urn:schemas-microsoft-com:vml" xmlns:wp14="http://schemas.microsoft.com/office/word/2010/wordprocessingDrawing" xmlns:wp="http://schemas.openxmlformats.org/drawingml/2006/wordprocessingDrawing" xmlns:w10="urn:schemas-microsoft-com:office:word" xmlns:w="http://schemas.openxmlformats.org/wordprocessingml/2006/main" xmlns:w14="http://schemas.microsoft.com/office/word/2010/wordml" xmlns:w15="http://schemas.microsoft.com/office/word/2012/wordml" xmlns:w16cex="http://schemas.microsoft.com/office/word/2018/wordml/cex" xmlns:w16cid="http://schemas.microsoft.com/office/word/2016/wordml/cid" xmlns:w16="http://schemas.microsoft.com/office/word/2018/wordml" xmlns:w16sdtdh="http://schemas.microsoft.com/office/word/2020/wordml/sdtdatahash" xmlns:w16se="http://schemas.microsoft.com/office/word/2015/wordml/symex" xmlns:wpg="http://schemas.microsoft.com/office/word/2010/wordprocessingGroup" xmlns:wpi="http://schemas.microsoft.com/office/word/2010/wordprocessingInk" xmlns:wne="http://schemas.microsoft.com/office/word/2006/wordml" xmlns:wps="http://schemas.microsoft.com/office/word/2010/wordprocessingShape" mc:Ignorable="w14 w15 w16se w16cid w16 w16cex w16sdtdh wp14">
+<w:numbering xmlns:wpc="http://schemas.microsoft.com/office/word/2010/wordprocessingCanvas" xmlns:cx="http://schemas.microsoft.com/office/drawing/2014/chartex" xmlns:cx1="http://schemas.microsoft.com/office/drawing/2015/9/8/chartex" xmlns:cx2="http://schemas.microsoft.com/office/drawing/2015/10/21/chartex" xmlns:cx3="http://schemas.microsoft.com/office/drawing/2016/5/9/chartex" xmlns:cx4="http://schemas.microsoft.com/office/drawing/2016/5/10/chartex" xmlns:cx5="http://schemas.microsoft.com/office/drawing/2016/5/11/chartex" xmlns:cx6="http://schemas.microsoft.com/office/drawing/2016/5/12/chartex" xmlns:cx7="http://schemas.microsoft.com/office/drawing/2016/5/13/chartex" xmlns:cx8="http://schemas.microsoft.com/office/drawing/2016/5/14/chartex" xmlns:mc="http://schemas.openxmlformats.org/markup-compatibility/2006" xmlns:aink="http://schemas.microsoft.com/office/drawing/2016/ink" xmlns:am3d="http://schemas.microsoft.com/office/drawing/2017/model3d" xmlns:o="urn:schemas-microsoft-com:office:office" xmlns:oel="http://schemas.microsoft.com/office/2019/extlst" xmlns:r="http://schemas.openxmlformats.org/officeDocument/2006/relationships" xmlns:m="http://schemas.openxmlformats.org/officeDocument/2006/math" xmlns:v="urn:schemas-microsoft-com:vml" xmlns:wp14="http://schemas.microsoft.com/office/word/2010/wordprocessingDrawing" xmlns:wp="http://schemas.openxmlformats.org/drawingml/2006/wordprocessingDrawing" xmlns:w10="urn:schemas-microsoft-com:office:word" xmlns:w="http://schemas.openxmlformats.org/wordprocessingml/2006/main" xmlns:w14="http://schemas.microsoft.com/office/word/2010/wordml" xmlns:w15="http://schemas.microsoft.com/office/word/2012/wordml" xmlns:w16cex="http://schemas.microsoft.com/office/word/2018/wordml/cex" xmlns:w16cid="http://schemas.microsoft.com/office/word/2016/wordml/cid" xmlns:w16="http://schemas.microsoft.com/office/word/2018/wordml" xmlns:w16du="http://schemas.microsoft.com/office/word/2023/wordml/word16du" xmlns:w16sdtdh="http://schemas.microsoft.com/office/word/2020/wordml/sdtdatahash" xmlns:w16sdtfl="http://schemas.microsoft.com/office/word/2024/wordml/sdtformatlock" xmlns:w16se="http://schemas.microsoft.com/office/word/2015/wordml/symex" xmlns:wpg="http://schemas.microsoft.com/office/word/2010/wordprocessingGroup" xmlns:wpi="http://schemas.microsoft.com/office/word/2010/wordprocessingInk" xmlns:wne="http://schemas.microsoft.com/office/word/2006/wordml" xmlns:wps="http://schemas.microsoft.com/office/word/2010/wordprocessingShape" mc:Ignorable="w14 w15 w16se w16cid w16 w16cex w16sdtdh w16sdtfl w16du wp14">
   <w:abstractNum w:abstractNumId="0" w15:restartNumberingAfterBreak="0">
     <w:nsid w:val="10694C37"/>
     <w:multiLevelType w:val="multilevel"/>
@@ -14095,34 +14037,34 @@
       </w:rPr>
     </w:lvl>
   </w:abstractNum>
-  <w:num w:numId="1">
+  <w:num w:numId="1" w16cid:durableId="1933781268">
     <w:abstractNumId w:val="8"/>
   </w:num>
-  <w:num w:numId="2">
+  <w:num w:numId="2" w16cid:durableId="545991867">
     <w:abstractNumId w:val="5"/>
   </w:num>
-  <w:num w:numId="3">
+  <w:num w:numId="3" w16cid:durableId="1616905019">
     <w:abstractNumId w:val="6"/>
   </w:num>
-  <w:num w:numId="4">
+  <w:num w:numId="4" w16cid:durableId="57634639">
     <w:abstractNumId w:val="7"/>
   </w:num>
-  <w:num w:numId="5">
+  <w:num w:numId="5" w16cid:durableId="1465008080">
     <w:abstractNumId w:val="2"/>
   </w:num>
-  <w:num w:numId="6">
+  <w:num w:numId="6" w16cid:durableId="1997491635">
     <w:abstractNumId w:val="3"/>
   </w:num>
-  <w:num w:numId="7">
+  <w:num w:numId="7" w16cid:durableId="2011910469">
     <w:abstractNumId w:val="1"/>
   </w:num>
-  <w:num w:numId="8">
+  <w:num w:numId="8" w16cid:durableId="1107820650">
     <w:abstractNumId w:val="9"/>
   </w:num>
-  <w:num w:numId="9">
+  <w:num w:numId="9" w16cid:durableId="750809384">
     <w:abstractNumId w:val="0"/>
   </w:num>
-  <w:num w:numId="10">
+  <w:num w:numId="10" w16cid:durableId="396394259">
     <w:abstractNumId w:val="0"/>
     <w:lvlOverride w:ilvl="0">
       <w:startOverride w:val="1"/>
@@ -14152,10 +14094,10 @@
       <w:startOverride w:val="1"/>
     </w:lvlOverride>
   </w:num>
-  <w:num w:numId="11">
+  <w:num w:numId="11" w16cid:durableId="506210150">
     <w:abstractNumId w:val="10"/>
   </w:num>
-  <w:num w:numId="12">
+  <w:num w:numId="12" w16cid:durableId="1695960196">
     <w:abstractNumId w:val="4"/>
   </w:num>
   <w:numIdMacAtCleanup w:val="11"/>
@@ -14163,7 +14105,7 @@
 </file>
 
 <file path=word/styles.xml><?xml version="1.0" encoding="utf-8"?>
-<w:styles xmlns:mc="http://schemas.openxmlformats.org/markup-compatibility/2006" xmlns:r="http://schemas.openxmlformats.org/officeDocument/2006/relationships" xmlns:w="http://schemas.openxmlformats.org/wordprocessingml/2006/main" xmlns:w14="http://schemas.microsoft.com/office/word/2010/wordml" xmlns:w15="http://schemas.microsoft.com/office/word/2012/wordml" xmlns:w16cex="http://schemas.microsoft.com/office/word/2018/wordml/cex" xmlns:w16cid="http://schemas.microsoft.com/office/word/2016/wordml/cid" xmlns:w16="http://schemas.microsoft.com/office/word/2018/wordml" xmlns:w16sdtdh="http://schemas.microsoft.com/office/word/2020/wordml/sdtdatahash" xmlns:w16se="http://schemas.microsoft.com/office/word/2015/wordml/symex" mc:Ignorable="w14 w15 w16se w16cid w16 w16cex w16sdtdh">
+<w:styles xmlns:mc="http://schemas.openxmlformats.org/markup-compatibility/2006" xmlns:r="http://schemas.openxmlformats.org/officeDocument/2006/relationships" xmlns:w="http://schemas.openxmlformats.org/wordprocessingml/2006/main" xmlns:w14="http://schemas.microsoft.com/office/word/2010/wordml" xmlns:w15="http://schemas.microsoft.com/office/word/2012/wordml" xmlns:w16cex="http://schemas.microsoft.com/office/word/2018/wordml/cex" xmlns:w16cid="http://schemas.microsoft.com/office/word/2016/wordml/cid" xmlns:w16="http://schemas.microsoft.com/office/word/2018/wordml" xmlns:w16du="http://schemas.microsoft.com/office/word/2023/wordml/word16du" xmlns:w16sdtdh="http://schemas.microsoft.com/office/word/2020/wordml/sdtdatahash" xmlns:w16sdtfl="http://schemas.microsoft.com/office/word/2024/wordml/sdtformatlock" xmlns:w16se="http://schemas.microsoft.com/office/word/2015/wordml/symex" mc:Ignorable="w14 w15 w16se w16cid w16 w16cex w16sdtdh w16sdtfl w16du">
   <w:docDefaults>
     <w:rPrDefault>
       <w:rPr>
@@ -16400,7 +16342,7 @@
     </mc:Fallback>
   </mc:AlternateContent>
   <c:pivotSource>
-    <c:name>[Sentinel Incident Data (ZMB) 7.xlsx]Incidents by Severity!PivotTable11</c:name>
+    <c:name>[Sentinel Incident Data (ZMB) 8.xlsx]Incidents by Severity!PivotTable11</c:name>
     <c:fmtId val="-1"/>
   </c:pivotSource>
   <c:chart>
@@ -17045,7 +16987,7 @@
             </c:spPr>
             <c:extLst>
               <c:ext xmlns:c16="http://schemas.microsoft.com/office/drawing/2014/chart" uri="{C3380CC4-5D6E-409C-BE32-E72D297353CC}">
-                <c16:uniqueId val="{00000001-84BC-40F8-B858-3481A89A5E51}"/>
+                <c16:uniqueId val="{00000001-E8F7-4C5D-96B2-39E51BADA0DC}"/>
               </c:ext>
             </c:extLst>
           </c:dPt>
@@ -17064,7 +17006,7 @@
             </c:spPr>
             <c:extLst>
               <c:ext xmlns:c16="http://schemas.microsoft.com/office/drawing/2014/chart" uri="{C3380CC4-5D6E-409C-BE32-E72D297353CC}">
-                <c16:uniqueId val="{00000003-84BC-40F8-B858-3481A89A5E51}"/>
+                <c16:uniqueId val="{00000003-E8F7-4C5D-96B2-39E51BADA0DC}"/>
               </c:ext>
             </c:extLst>
           </c:dPt>
@@ -17083,7 +17025,7 @@
             </c:spPr>
             <c:extLst>
               <c:ext xmlns:c16="http://schemas.microsoft.com/office/drawing/2014/chart" uri="{C3380CC4-5D6E-409C-BE32-E72D297353CC}">
-                <c16:uniqueId val="{00000005-84BC-40F8-B858-3481A89A5E51}"/>
+                <c16:uniqueId val="{00000005-E8F7-4C5D-96B2-39E51BADA0DC}"/>
               </c:ext>
             </c:extLst>
           </c:dPt>
@@ -17093,7 +17035,7 @@
             <c:bubble3D val="0"/>
             <c:extLst>
               <c:ext xmlns:c16="http://schemas.microsoft.com/office/drawing/2014/chart" uri="{C3380CC4-5D6E-409C-BE32-E72D297353CC}">
-                <c16:uniqueId val="{00000006-84BC-40F8-B858-3481A89A5E51}"/>
+                <c16:uniqueId val="{00000006-E8F7-4C5D-96B2-39E51BADA0DC}"/>
               </c:ext>
             </c:extLst>
           </c:dPt>
@@ -17178,20 +17120,20 @@
                 <c:formatCode>General</c:formatCode>
                 <c:ptCount val="3"/>
                 <c:pt idx="0">
-                  <c:v>18</c:v>
+                  <c:v>17</c:v>
                 </c:pt>
                 <c:pt idx="1">
-                  <c:v>927</c:v>
+                  <c:v>989</c:v>
                 </c:pt>
                 <c:pt idx="2">
-                  <c:v>45</c:v>
+                  <c:v>30</c:v>
                 </c:pt>
               </c:numCache>
             </c:numRef>
           </c:val>
           <c:extLst>
             <c:ext xmlns:c16="http://schemas.microsoft.com/office/drawing/2014/chart" uri="{C3380CC4-5D6E-409C-BE32-E72D297353CC}">
-              <c16:uniqueId val="{00000007-84BC-40F8-B858-3481A89A5E51}"/>
+              <c16:uniqueId val="{00000007-E8F7-4C5D-96B2-39E51BADA0DC}"/>
             </c:ext>
           </c:extLst>
         </c:ser>
@@ -17356,6 +17298,7 @@
     </c:legend>
     <c:plotVisOnly val="1"/>
     <c:dispBlanksAs val="gap"/>
+    <c:showDLblsOverMax val="0"/>
     <c:extLst>
       <c:ext xmlns:c16r3="http://schemas.microsoft.com/office/drawing/2017/03/chart" uri="{56B9EC1D-385E-4148-901F-78D8002777C0}">
         <c16r3:dataDisplayOptions16>
@@ -17363,7 +17306,6 @@
         </c16r3:dataDisplayOptions16>
       </c:ext>
     </c:extLst>
-    <c:showDLblsOverMax val="0"/>
   </c:chart>
   <c:spPr>
     <a:solidFill>
@@ -17425,7 +17367,7 @@
     </mc:Fallback>
   </mc:AlternateContent>
   <c:pivotSource>
-    <c:name>[Sentinel Incident Data (ZMB) 7.xlsx]MTTD!PivotTable22</c:name>
+    <c:name>[Sentinel Incident Data (ZMB) 8.xlsx]MTTD!PivotTable22</c:name>
     <c:fmtId val="-1"/>
   </c:pivotSource>
   <c:chart>
@@ -17838,7 +17780,7 @@
                 </c:lvl>
                 <c:lvl>
                   <c:pt idx="0">
-                    <c:v>Dec</c:v>
+                    <c:v>Jan</c:v>
                   </c:pt>
                 </c:lvl>
               </c:multiLvlStrCache>
@@ -17851,13 +17793,13 @@
                 <c:formatCode>[h]:mm:ss;@</c:formatCode>
                 <c:ptCount val="3"/>
                 <c:pt idx="0">
-                  <c:v>1.0075874485596704E-3</c:v>
+                  <c:v>9.4566993464052296E-4</c:v>
                 </c:pt>
                 <c:pt idx="1">
-                  <c:v>2.2855612489512157E-3</c:v>
+                  <c:v>1.421902501591581E-3</c:v>
                 </c:pt>
                 <c:pt idx="2">
-                  <c:v>3.650977366255144E-3</c:v>
+                  <c:v>2.2704475308641977E-3</c:v>
                 </c:pt>
               </c:numCache>
             </c:numRef>
@@ -17865,7 +17807,7 @@
           <c:smooth val="0"/>
           <c:extLst>
             <c:ext xmlns:c16="http://schemas.microsoft.com/office/drawing/2014/chart" uri="{C3380CC4-5D6E-409C-BE32-E72D297353CC}">
-              <c16:uniqueId val="{00000000-C79E-4375-84EB-AF468EC26BC4}"/>
+              <c16:uniqueId val="{00000000-B83C-4B60-B469-4029DD11BEE8}"/>
             </c:ext>
           </c:extLst>
         </c:ser>
@@ -17998,6 +17940,7 @@
     </c:plotArea>
     <c:plotVisOnly val="1"/>
     <c:dispBlanksAs val="gap"/>
+    <c:showDLblsOverMax val="0"/>
     <c:extLst>
       <c:ext xmlns:c16r3="http://schemas.microsoft.com/office/drawing/2017/03/chart" uri="{56B9EC1D-385E-4148-901F-78D8002777C0}">
         <c16r3:dataDisplayOptions16>
@@ -18005,7 +17948,6 @@
         </c16r3:dataDisplayOptions16>
       </c:ext>
     </c:extLst>
-    <c:showDLblsOverMax val="0"/>
   </c:chart>
   <c:spPr>
     <a:solidFill>
@@ -19339,19 +19281,6 @@
 </file>
 
 <file path=customXml/item1.xml><?xml version="1.0" encoding="utf-8"?>
-<b:Sources xmlns:b="http://schemas.openxmlformats.org/officeDocument/2006/bibliography" xmlns="http://schemas.openxmlformats.org/officeDocument/2006/bibliography" SelectedStyle="\APASixthEditionOfficeOnline.xsl" StyleName="APA" Version="6"/>
-</file>
-
-<file path=customXml/item2.xml><?xml version="1.0" encoding="utf-8"?>
-<?mso-contentType ?>
-<FormTemplates xmlns="http://schemas.microsoft.com/sharepoint/v3/contenttype/forms">
-  <Display>DocumentLibraryForm</Display>
-  <Edit>DocumentLibraryForm</Edit>
-  <New>DocumentLibraryForm</New>
-</FormTemplates>
-</file>
-
-<file path=customXml/item3.xml><?xml version="1.0" encoding="utf-8"?>
 <ct:contentTypeSchema xmlns:ct="http://schemas.microsoft.com/office/2006/metadata/contentType" xmlns:ma="http://schemas.microsoft.com/office/2006/metadata/properties/metaAttributes" ct:_="" ma:_="" ma:contentTypeName="Document" ma:contentTypeID="0x010100DA511423795DCF4988993157E725F033" ma:contentTypeVersion="12" ma:contentTypeDescription="Create a new document." ma:contentTypeScope="" ma:versionID="eee47eba76474bc492e6d5b3f018ffee">
   <xsd:schema xmlns:xsd="http://www.w3.org/2001/XMLSchema" xmlns:xs="http://www.w3.org/2001/XMLSchema" xmlns:p="http://schemas.microsoft.com/office/2006/metadata/properties" xmlns:ns2="0d91a3e8-d642-437b-a229-e2bce59964d8" xmlns:ns3="9051d588-882f-438d-8828-3b025d4e6411" targetNamespace="http://schemas.microsoft.com/office/2006/metadata/properties" ma:root="true" ma:fieldsID="87080db1897d21094a309b8c60f80297" ns2:_="" ns3:_="">
     <xsd:import namespace="0d91a3e8-d642-437b-a229-e2bce59964d8"/>
@@ -19562,6 +19491,19 @@
 </ct:contentTypeSchema>
 </file>
 
+<file path=customXml/item2.xml><?xml version="1.0" encoding="utf-8"?>
+<?mso-contentType ?>
+<FormTemplates xmlns="http://schemas.microsoft.com/sharepoint/v3/contenttype/forms">
+  <Display>DocumentLibraryForm</Display>
+  <Edit>DocumentLibraryForm</Edit>
+  <New>DocumentLibraryForm</New>
+</FormTemplates>
+</file>
+
+<file path=customXml/item3.xml><?xml version="1.0" encoding="utf-8"?>
+<b:Sources xmlns:b="http://schemas.openxmlformats.org/officeDocument/2006/bibliography" xmlns="http://schemas.openxmlformats.org/officeDocument/2006/bibliography" SelectedStyle="\APASixthEditionOfficeOnline.xsl" StyleName="APA" Version="6"/>
+</file>
+
 <file path=customXml/item4.xml><?xml version="1.0" encoding="utf-8"?>
 <p:properties xmlns:p="http://schemas.microsoft.com/office/2006/metadata/properties" xmlns:xsi="http://www.w3.org/2001/XMLSchema-instance" xmlns:pc="http://schemas.microsoft.com/office/infopath/2007/PartnerControls">
   <documentManagement>
@@ -19573,22 +19515,6 @@
 </file>
 
 <file path=customXml/itemProps1.xml><?xml version="1.0" encoding="utf-8"?>
-<ds:datastoreItem xmlns:ds="http://schemas.openxmlformats.org/officeDocument/2006/customXml" ds:itemID="{F6E1ED11-40B9-45B0-BEF9-583937A82480}">
-  <ds:schemaRefs>
-    <ds:schemaRef ds:uri="http://schemas.openxmlformats.org/officeDocument/2006/bibliography"/>
-  </ds:schemaRefs>
-</ds:datastoreItem>
-</file>
-
-<file path=customXml/itemProps2.xml><?xml version="1.0" encoding="utf-8"?>
-<ds:datastoreItem xmlns:ds="http://schemas.openxmlformats.org/officeDocument/2006/customXml" ds:itemID="{0CEB08E7-84EA-4B94-9979-010045FFBB06}">
-  <ds:schemaRefs>
-    <ds:schemaRef ds:uri="http://schemas.microsoft.com/sharepoint/v3/contenttype/forms"/>
-  </ds:schemaRefs>
-</ds:datastoreItem>
-</file>
-
-<file path=customXml/itemProps3.xml><?xml version="1.0" encoding="utf-8"?>
 <ds:datastoreItem xmlns:ds="http://schemas.openxmlformats.org/officeDocument/2006/customXml" ds:itemID="{962F14DE-5E38-4555-87CF-F6B9AD82A6B2}">
   <ds:schemaRefs>
     <ds:schemaRef ds:uri="http://schemas.microsoft.com/office/2006/metadata/contentType"/>
@@ -19603,6 +19529,22 @@
     <ds:schemaRef ds:uri="http://purl.org/dc/elements/1.1/"/>
     <ds:schemaRef ds:uri="http://purl.org/dc/terms/"/>
     <ds:schemaRef ds:uri="http://schemas.microsoft.com/internal/obd"/>
+  </ds:schemaRefs>
+</ds:datastoreItem>
+</file>
+
+<file path=customXml/itemProps2.xml><?xml version="1.0" encoding="utf-8"?>
+<ds:datastoreItem xmlns:ds="http://schemas.openxmlformats.org/officeDocument/2006/customXml" ds:itemID="{0CEB08E7-84EA-4B94-9979-010045FFBB06}">
+  <ds:schemaRefs>
+    <ds:schemaRef ds:uri="http://schemas.microsoft.com/sharepoint/v3/contenttype/forms"/>
+  </ds:schemaRefs>
+</ds:datastoreItem>
+</file>
+
+<file path=customXml/itemProps3.xml><?xml version="1.0" encoding="utf-8"?>
+<ds:datastoreItem xmlns:ds="http://schemas.openxmlformats.org/officeDocument/2006/customXml" ds:itemID="{F6E1ED11-40B9-45B0-BEF9-583937A82480}">
+  <ds:schemaRefs>
+    <ds:schemaRef ds:uri="http://schemas.openxmlformats.org/officeDocument/2006/bibliography"/>
   </ds:schemaRefs>
 </ds:datastoreItem>
 </file>
